--- a/Evaluación 1/Evidencias proyecto/Acta de constitución.docx
+++ b/Evaluación 1/Evidencias proyecto/Acta de constitución.docx
@@ -227,12 +227,12 @@
           <wp:inline distB="0" distT="0" distL="0" distR="0">
             <wp:extent cx="6400800" cy="1063625"/>
             <wp:effectExtent b="0" l="0" r="0" t="0"/>
-            <wp:docPr id="134" name="image1.jpg"/>
+            <wp:docPr id="134" name="image2.jpg"/>
             <a:graphic>
               <a:graphicData uri="http://schemas.openxmlformats.org/drawingml/2006/picture">
                 <pic:pic>
                   <pic:nvPicPr>
-                    <pic:cNvPr id="0" name="image1.jpg"/>
+                    <pic:cNvPr id="0" name="image2.jpg"/>
                     <pic:cNvPicPr preferRelativeResize="0"/>
                   </pic:nvPicPr>
                   <pic:blipFill>
@@ -303,7 +303,7 @@
     </w:p>
     <w:sdt>
       <w:sdtPr>
-        <w:id w:val="-2127338580"/>
+        <w:id w:val="-897030695"/>
         <w:docPartObj>
           <w:docPartGallery w:val="Table of Contents"/>
           <w:docPartUnique w:val="1"/>
@@ -7009,7 +7009,7 @@
               <w:rPr>
                 <w:rtl w:val="0"/>
               </w:rPr>
-              <w:t xml:space="preserve">Se utilizará un lote de facturas, boletas y cotizaciones históricas (o anonimizadas) para alimentar las pruebas de desarrollo y validación. </w:t>
+              <w:t xml:space="preserve">Se utilizará un lote de facturas y boletas  para alimentar las pruebas de desarrollo y validación. </w:t>
             </w:r>
           </w:p>
           <w:p>
@@ -7411,7 +7411,7 @@
                 <w:rFonts w:ascii="Arial" w:cs="Arial" w:eastAsia="Arial" w:hAnsi="Arial"/>
                 <w:rtl w:val="0"/>
               </w:rPr>
-              <w:t xml:space="preserve"> React.js / Next.js o Vue.js con Tailwind CSS y BITE para diseño responsivo e interfaces limpias; librerías de visualización gráfica </w:t>
+              <w:t xml:space="preserve"> React.js / Next.js con Tailwind CSS con Vite para diseño responsivo e interfaces limpias; librerías de visualización gráfica </w:t>
             </w:r>
           </w:p>
           <w:p>
@@ -7434,7 +7434,7 @@
                 <w:rFonts w:ascii="Arial" w:cs="Arial" w:eastAsia="Arial" w:hAnsi="Arial"/>
                 <w:rtl w:val="0"/>
               </w:rPr>
-              <w:t xml:space="preserve"> Node.js (Express / NestJS) o Python (FastAPI), implementando arquitectura REST modular, controladores y validadores de esquema de entrada.</w:t>
+              <w:t xml:space="preserve"> Node.js con Express será responsable de la lógica transaccional del sistema, incluyendo autenticación, autorización, gestión de usuarios, empresas, notebooks, documentos y reglas de negocio. Python con FastAPI funcionará como servicio especializado para el procesamiento de documentos, integración con Inteligencia Artificial y funciones analíticas. La comunicación entre los servicios se realizará mediante API REST y datos estructurados en formato JSON. </w:t>
             </w:r>
           </w:p>
           <w:p>
@@ -8129,7 +8129,7 @@
               <w:rPr>
                 <w:rtl w:val="0"/>
               </w:rPr>
-              <w:t xml:space="preserve">Tasa de éxito en la extracción de datos de PDF, tiempo de respuesta por documento &gt;= 15 seg.</w:t>
+              <w:t xml:space="preserve">Tasa de éxito en la extracción de datos de PDF, tiempo de respuesta por documento &lt;= 20 seg.</w:t>
             </w:r>
           </w:p>
         </w:tc>
@@ -8748,12 +8748,12 @@
           <wp:extent cx="2566035" cy="426085"/>
           <wp:effectExtent b="0" l="0" r="0" t="0"/>
           <wp:wrapSquare wrapText="bothSides" distB="0" distT="0" distL="114300" distR="114300"/>
-          <wp:docPr id="133" name="image2.jpg"/>
+          <wp:docPr id="133" name="image1.jpg"/>
           <a:graphic>
             <a:graphicData uri="http://schemas.openxmlformats.org/drawingml/2006/picture">
               <pic:pic>
                 <pic:nvPicPr>
-                  <pic:cNvPr id="0" name="image2.jpg"/>
+                  <pic:cNvPr id="0" name="image1.jpg"/>
                   <pic:cNvPicPr preferRelativeResize="0"/>
                 </pic:nvPicPr>
                 <pic:blipFill>
